--- a/templates/policies/85PLNV50.docx
+++ b/templates/policies/85PLNV50.docx
@@ -27793,7 +27793,7 @@
         <w:rPr>
           <w:spacing w:val="16"/>
         </w:rPr>
-        <w:t xml:space="preserve"> 15.06.2026</w:t>
+        <w:t xml:space="preserve">{{data_wystawienia}}</w:t>
       </w:r>
       <w:r>
         <w:rPr/>

--- a/templates/policies/85PLNV50.docx
+++ b/templates/policies/85PLNV50.docx
@@ -30050,7 +30050,51 @@
                               <w:spacing w:val="-5"/>
                               <w:sz w:val="14"/>
                             </w:rPr>
+                            <w:fldChar w:fldCharType="begin"/>
+                          </w:r>
+                          <w:r>
+                            <w:rPr>
+                              <w:rFonts w:ascii="Arial" w:hAnsi="Arial"/>
+                              <w:b/>
+                              <w:i/>
+                              <w:color w:val="000000"/>
+                              <w:spacing w:val="-5"/>
+                              <w:sz w:val="14"/>
+                            </w:rPr>
+                            <w:instrText xml:space="preserve"> NUMPAGES </w:instrText>
+                          </w:r>
+                          <w:r>
+                            <w:rPr>
+                              <w:rFonts w:ascii="Arial" w:hAnsi="Arial"/>
+                              <w:b/>
+                              <w:i/>
+                              <w:color w:val="000000"/>
+                              <w:spacing w:val="-5"/>
+                              <w:sz w:val="14"/>
+                            </w:rPr>
+                            <w:fldChar w:fldCharType="separate"/>
+                          </w:r>
+                          <w:r>
+                            <w:rPr>
+                              <w:rFonts w:ascii="Arial" w:hAnsi="Arial"/>
+                              <w:b/>
+                              <w:i/>
+                              <w:color w:val="000000"/>
+                              <w:spacing w:val="-5"/>
+                              <w:sz w:val="14"/>
+                            </w:rPr>
                             <w:t>8</w:t>
+                          </w:r>
+                          <w:r>
+                            <w:rPr>
+                              <w:rFonts w:ascii="Arial" w:hAnsi="Arial"/>
+                              <w:b/>
+                              <w:i/>
+                              <w:color w:val="000000"/>
+                              <w:spacing w:val="-5"/>
+                              <w:sz w:val="14"/>
+                            </w:rPr>
+                            <w:fldChar w:fldCharType="end"/>
                           </w:r>
                         </w:p>
                       </w:txbxContent>
@@ -30158,7 +30202,51 @@
                         <w:spacing w:val="-5"/>
                         <w:sz w:val="14"/>
                       </w:rPr>
+                      <w:fldChar w:fldCharType="begin"/>
+                    </w:r>
+                    <w:r>
+                      <w:rPr>
+                        <w:rFonts w:ascii="Arial" w:hAnsi="Arial"/>
+                        <w:b/>
+                        <w:i/>
+                        <w:color w:val="000000"/>
+                        <w:spacing w:val="-5"/>
+                        <w:sz w:val="14"/>
+                      </w:rPr>
+                      <w:instrText xml:space="preserve"> NUMPAGES </w:instrText>
+                    </w:r>
+                    <w:r>
+                      <w:rPr>
+                        <w:rFonts w:ascii="Arial" w:hAnsi="Arial"/>
+                        <w:b/>
+                        <w:i/>
+                        <w:color w:val="000000"/>
+                        <w:spacing w:val="-5"/>
+                        <w:sz w:val="14"/>
+                      </w:rPr>
+                      <w:fldChar w:fldCharType="separate"/>
+                    </w:r>
+                    <w:r>
+                      <w:rPr>
+                        <w:rFonts w:ascii="Arial" w:hAnsi="Arial"/>
+                        <w:b/>
+                        <w:i/>
+                        <w:color w:val="000000"/>
+                        <w:spacing w:val="-5"/>
+                        <w:sz w:val="14"/>
+                      </w:rPr>
                       <w:t>8</w:t>
+                    </w:r>
+                    <w:r>
+                      <w:rPr>
+                        <w:rFonts w:ascii="Arial" w:hAnsi="Arial"/>
+                        <w:b/>
+                        <w:i/>
+                        <w:color w:val="000000"/>
+                        <w:spacing w:val="-5"/>
+                        <w:sz w:val="14"/>
+                      </w:rPr>
+                      <w:fldChar w:fldCharType="end"/>
                     </w:r>
                   </w:p>
                 </w:txbxContent>
@@ -31917,7 +32005,51 @@
                               <w:spacing w:val="-5"/>
                               <w:sz w:val="14"/>
                             </w:rPr>
+                            <w:fldChar w:fldCharType="begin"/>
+                          </w:r>
+                          <w:r>
+                            <w:rPr>
+                              <w:rFonts w:ascii="Arial" w:hAnsi="Arial"/>
+                              <w:b/>
+                              <w:i/>
+                              <w:color w:val="000000"/>
+                              <w:spacing w:val="-5"/>
+                              <w:sz w:val="14"/>
+                            </w:rPr>
+                            <w:instrText xml:space="preserve"> NUMPAGES </w:instrText>
+                          </w:r>
+                          <w:r>
+                            <w:rPr>
+                              <w:rFonts w:ascii="Arial" w:hAnsi="Arial"/>
+                              <w:b/>
+                              <w:i/>
+                              <w:color w:val="000000"/>
+                              <w:spacing w:val="-5"/>
+                              <w:sz w:val="14"/>
+                            </w:rPr>
+                            <w:fldChar w:fldCharType="separate"/>
+                          </w:r>
+                          <w:r>
+                            <w:rPr>
+                              <w:rFonts w:ascii="Arial" w:hAnsi="Arial"/>
+                              <w:b/>
+                              <w:i/>
+                              <w:color w:val="000000"/>
+                              <w:spacing w:val="-5"/>
+                              <w:sz w:val="14"/>
+                            </w:rPr>
                             <w:t>8</w:t>
+                          </w:r>
+                          <w:r>
+                            <w:rPr>
+                              <w:rFonts w:ascii="Arial" w:hAnsi="Arial"/>
+                              <w:b/>
+                              <w:i/>
+                              <w:color w:val="000000"/>
+                              <w:spacing w:val="-5"/>
+                              <w:sz w:val="14"/>
+                            </w:rPr>
+                            <w:fldChar w:fldCharType="end"/>
                           </w:r>
                         </w:p>
                       </w:txbxContent>
@@ -32025,7 +32157,51 @@
                         <w:spacing w:val="-5"/>
                         <w:sz w:val="14"/>
                       </w:rPr>
+                      <w:fldChar w:fldCharType="begin"/>
+                    </w:r>
+                    <w:r>
+                      <w:rPr>
+                        <w:rFonts w:ascii="Arial" w:hAnsi="Arial"/>
+                        <w:b/>
+                        <w:i/>
+                        <w:color w:val="000000"/>
+                        <w:spacing w:val="-5"/>
+                        <w:sz w:val="14"/>
+                      </w:rPr>
+                      <w:instrText xml:space="preserve"> NUMPAGES </w:instrText>
+                    </w:r>
+                    <w:r>
+                      <w:rPr>
+                        <w:rFonts w:ascii="Arial" w:hAnsi="Arial"/>
+                        <w:b/>
+                        <w:i/>
+                        <w:color w:val="000000"/>
+                        <w:spacing w:val="-5"/>
+                        <w:sz w:val="14"/>
+                      </w:rPr>
+                      <w:fldChar w:fldCharType="separate"/>
+                    </w:r>
+                    <w:r>
+                      <w:rPr>
+                        <w:rFonts w:ascii="Arial" w:hAnsi="Arial"/>
+                        <w:b/>
+                        <w:i/>
+                        <w:color w:val="000000"/>
+                        <w:spacing w:val="-5"/>
+                        <w:sz w:val="14"/>
+                      </w:rPr>
                       <w:t>8</w:t>
+                    </w:r>
+                    <w:r>
+                      <w:rPr>
+                        <w:rFonts w:ascii="Arial" w:hAnsi="Arial"/>
+                        <w:b/>
+                        <w:i/>
+                        <w:color w:val="000000"/>
+                        <w:spacing w:val="-5"/>
+                        <w:sz w:val="14"/>
+                      </w:rPr>
+                      <w:fldChar w:fldCharType="end"/>
                     </w:r>
                   </w:p>
                 </w:txbxContent>
@@ -33798,7 +33974,51 @@
                               <w:spacing w:val="-5"/>
                               <w:sz w:val="14"/>
                             </w:rPr>
+                            <w:fldChar w:fldCharType="begin"/>
+                          </w:r>
+                          <w:r>
+                            <w:rPr>
+                              <w:rFonts w:ascii="Arial" w:hAnsi="Arial"/>
+                              <w:b/>
+                              <w:i/>
+                              <w:color w:val="000000"/>
+                              <w:spacing w:val="-5"/>
+                              <w:sz w:val="14"/>
+                            </w:rPr>
+                            <w:instrText xml:space="preserve"> NUMPAGES </w:instrText>
+                          </w:r>
+                          <w:r>
+                            <w:rPr>
+                              <w:rFonts w:ascii="Arial" w:hAnsi="Arial"/>
+                              <w:b/>
+                              <w:i/>
+                              <w:color w:val="000000"/>
+                              <w:spacing w:val="-5"/>
+                              <w:sz w:val="14"/>
+                            </w:rPr>
+                            <w:fldChar w:fldCharType="separate"/>
+                          </w:r>
+                          <w:r>
+                            <w:rPr>
+                              <w:rFonts w:ascii="Arial" w:hAnsi="Arial"/>
+                              <w:b/>
+                              <w:i/>
+                              <w:color w:val="000000"/>
+                              <w:spacing w:val="-5"/>
+                              <w:sz w:val="14"/>
+                            </w:rPr>
                             <w:t>8</w:t>
+                          </w:r>
+                          <w:r>
+                            <w:rPr>
+                              <w:rFonts w:ascii="Arial" w:hAnsi="Arial"/>
+                              <w:b/>
+                              <w:i/>
+                              <w:color w:val="000000"/>
+                              <w:spacing w:val="-5"/>
+                              <w:sz w:val="14"/>
+                            </w:rPr>
+                            <w:fldChar w:fldCharType="end"/>
                           </w:r>
                         </w:p>
                       </w:txbxContent>
@@ -33906,7 +34126,51 @@
                         <w:spacing w:val="-5"/>
                         <w:sz w:val="14"/>
                       </w:rPr>
+                      <w:fldChar w:fldCharType="begin"/>
+                    </w:r>
+                    <w:r>
+                      <w:rPr>
+                        <w:rFonts w:ascii="Arial" w:hAnsi="Arial"/>
+                        <w:b/>
+                        <w:i/>
+                        <w:color w:val="000000"/>
+                        <w:spacing w:val="-5"/>
+                        <w:sz w:val="14"/>
+                      </w:rPr>
+                      <w:instrText xml:space="preserve"> NUMPAGES </w:instrText>
+                    </w:r>
+                    <w:r>
+                      <w:rPr>
+                        <w:rFonts w:ascii="Arial" w:hAnsi="Arial"/>
+                        <w:b/>
+                        <w:i/>
+                        <w:color w:val="000000"/>
+                        <w:spacing w:val="-5"/>
+                        <w:sz w:val="14"/>
+                      </w:rPr>
+                      <w:fldChar w:fldCharType="separate"/>
+                    </w:r>
+                    <w:r>
+                      <w:rPr>
+                        <w:rFonts w:ascii="Arial" w:hAnsi="Arial"/>
+                        <w:b/>
+                        <w:i/>
+                        <w:color w:val="000000"/>
+                        <w:spacing w:val="-5"/>
+                        <w:sz w:val="14"/>
+                      </w:rPr>
                       <w:t>8</w:t>
+                    </w:r>
+                    <w:r>
+                      <w:rPr>
+                        <w:rFonts w:ascii="Arial" w:hAnsi="Arial"/>
+                        <w:b/>
+                        <w:i/>
+                        <w:color w:val="000000"/>
+                        <w:spacing w:val="-5"/>
+                        <w:sz w:val="14"/>
+                      </w:rPr>
+                      <w:fldChar w:fldCharType="end"/>
                     </w:r>
                   </w:p>
                 </w:txbxContent>
@@ -35665,7 +35929,51 @@
                               <w:spacing w:val="-5"/>
                               <w:sz w:val="14"/>
                             </w:rPr>
+                            <w:fldChar w:fldCharType="begin"/>
+                          </w:r>
+                          <w:r>
+                            <w:rPr>
+                              <w:rFonts w:ascii="Arial" w:hAnsi="Arial"/>
+                              <w:b/>
+                              <w:i/>
+                              <w:color w:val="000000"/>
+                              <w:spacing w:val="-5"/>
+                              <w:sz w:val="14"/>
+                            </w:rPr>
+                            <w:instrText xml:space="preserve"> NUMPAGES </w:instrText>
+                          </w:r>
+                          <w:r>
+                            <w:rPr>
+                              <w:rFonts w:ascii="Arial" w:hAnsi="Arial"/>
+                              <w:b/>
+                              <w:i/>
+                              <w:color w:val="000000"/>
+                              <w:spacing w:val="-5"/>
+                              <w:sz w:val="14"/>
+                            </w:rPr>
+                            <w:fldChar w:fldCharType="separate"/>
+                          </w:r>
+                          <w:r>
+                            <w:rPr>
+                              <w:rFonts w:ascii="Arial" w:hAnsi="Arial"/>
+                              <w:b/>
+                              <w:i/>
+                              <w:color w:val="000000"/>
+                              <w:spacing w:val="-5"/>
+                              <w:sz w:val="14"/>
+                            </w:rPr>
                             <w:t>8</w:t>
+                          </w:r>
+                          <w:r>
+                            <w:rPr>
+                              <w:rFonts w:ascii="Arial" w:hAnsi="Arial"/>
+                              <w:b/>
+                              <w:i/>
+                              <w:color w:val="000000"/>
+                              <w:spacing w:val="-5"/>
+                              <w:sz w:val="14"/>
+                            </w:rPr>
+                            <w:fldChar w:fldCharType="end"/>
                           </w:r>
                         </w:p>
                       </w:txbxContent>
@@ -35773,7 +36081,51 @@
                         <w:spacing w:val="-5"/>
                         <w:sz w:val="14"/>
                       </w:rPr>
+                      <w:fldChar w:fldCharType="begin"/>
+                    </w:r>
+                    <w:r>
+                      <w:rPr>
+                        <w:rFonts w:ascii="Arial" w:hAnsi="Arial"/>
+                        <w:b/>
+                        <w:i/>
+                        <w:color w:val="000000"/>
+                        <w:spacing w:val="-5"/>
+                        <w:sz w:val="14"/>
+                      </w:rPr>
+                      <w:instrText xml:space="preserve"> NUMPAGES </w:instrText>
+                    </w:r>
+                    <w:r>
+                      <w:rPr>
+                        <w:rFonts w:ascii="Arial" w:hAnsi="Arial"/>
+                        <w:b/>
+                        <w:i/>
+                        <w:color w:val="000000"/>
+                        <w:spacing w:val="-5"/>
+                        <w:sz w:val="14"/>
+                      </w:rPr>
+                      <w:fldChar w:fldCharType="separate"/>
+                    </w:r>
+                    <w:r>
+                      <w:rPr>
+                        <w:rFonts w:ascii="Arial" w:hAnsi="Arial"/>
+                        <w:b/>
+                        <w:i/>
+                        <w:color w:val="000000"/>
+                        <w:spacing w:val="-5"/>
+                        <w:sz w:val="14"/>
+                      </w:rPr>
                       <w:t>8</w:t>
+                    </w:r>
+                    <w:r>
+                      <w:rPr>
+                        <w:rFonts w:ascii="Arial" w:hAnsi="Arial"/>
+                        <w:b/>
+                        <w:i/>
+                        <w:color w:val="000000"/>
+                        <w:spacing w:val="-5"/>
+                        <w:sz w:val="14"/>
+                      </w:rPr>
+                      <w:fldChar w:fldCharType="end"/>
                     </w:r>
                   </w:p>
                 </w:txbxContent>
